--- a/zht/docx/03.22.content.docx
+++ b/zht/docx/03.22.content.docx
@@ -425,7 +425,7 @@
       <w:r>
         <w:drawing>
           <wp:inline xmlns:a="http://schemas.openxmlformats.org/drawingml/2006/main" xmlns:pic="http://schemas.openxmlformats.org/drawingml/2006/picture">
-            <wp:extent cx="1463040" cy="976403"/>
+            <wp:extent cx="6096000" cy="4068347"/>
             <wp:docPr id="1" name="Picture 1"/>
             <wp:cNvGraphicFramePr>
               <a:graphicFrameLocks noChangeAspect="1"/>
@@ -446,7 +446,7 @@
                   <pic:spPr>
                     <a:xfrm>
                       <a:off x="0" y="0"/>
-                      <a:ext cx="1463040" cy="976403"/>
+                      <a:ext cx="6096000" cy="4068347"/>
                     </a:xfrm>
                     <a:prstGeom prst="rect"/>
                   </pic:spPr>
@@ -470,6 +470,233 @@
     </w:p>
     <w:p>
       <w:pPr/>
+      <w:r>
+        <w:rPr>
+          <w:lang w:val="zh_TW" w:bidi="zh_TW"/>
+        </w:rPr>
+      </w:r>
+      <w:r>
+        <w:rPr>
+          <w:lang w:val="zh_TW" w:bidi="zh_TW"/>
+        </w:rPr>
+        <w:t>黑鸛 (Pixabay)</w:t>
+      </w:r>
+      <w:r>
+        <w:rPr>
+          <w:lang w:val="zh_TW" w:bidi="zh_TW"/>
+        </w:rPr>
+        <w:t>白鸛和黑鸛都是腿長、脖子長的大型鳥類，比大多數鶴及鷺鷥重。白鸛的身體呈白色，翅膀為黑色，喙和腿為紅色。黑鸛是一種很有光澤的棕黑色的鳥，腹部為白色，喙和腿也是紅色。這些鸛從中歐和東歐遷徙到東非和中非，偶爾會在雨季到達津巴布韋和南非部分地區。在大部分時間裡，這兩種鸛都在地上或淺水中覓食。白鸛主要吃蝗蟲、螞蚱等昆蟲，以及青蛙、蜥蜴，也吃在地上築巢的鳥類的雛鳥。黑鸛喜歡吃魚和青蛙，但是也吃白鸛所吃的東西。</w:t>
+      </w:r>
+    </w:p>
+    <w:p>
+      <w:r>
+        <w:drawing>
+          <wp:inline xmlns:a="http://schemas.openxmlformats.org/drawingml/2006/main" xmlns:pic="http://schemas.openxmlformats.org/drawingml/2006/picture">
+            <wp:extent cx="6096000" cy="7611976"/>
+            <wp:docPr id="2" name="Picture 2"/>
+            <wp:cNvGraphicFramePr>
+              <a:graphicFrameLocks noChangeAspect="1"/>
+            </wp:cNvGraphicFramePr>
+            <a:graphic>
+              <a:graphicData uri="http://schemas.openxmlformats.org/drawingml/2006/picture">
+                <pic:pic>
+                  <pic:nvPicPr>
+                    <pic:cNvPr id="0" name="image.jpg"/>
+                    <pic:cNvPicPr/>
+                  </pic:nvPicPr>
+                  <pic:blipFill>
+                    <a:blip r:embed="rId21"/>
+                    <a:stretch>
+                      <a:fillRect/>
+                    </a:stretch>
+                  </pic:blipFill>
+                  <pic:spPr>
+                    <a:xfrm>
+                      <a:off x="0" y="0"/>
+                      <a:ext cx="6096000" cy="7611976"/>
+                    </a:xfrm>
+                    <a:prstGeom prst="rect"/>
+                  </pic:spPr>
+                </pic:pic>
+              </a:graphicData>
+            </a:graphic>
+          </wp:inline>
+        </w:drawing>
+      </w:r>
+    </w:p>
+    <w:p>
+      <w:pPr/>
+      <w:r>
+        <w:rPr>
+          <w:lang w:val="zh_TW" w:bidi="zh_TW"/>
+        </w:rPr>
+      </w:r>
+      <w:r>
+        <w:rPr>
+          <w:lang w:val="zh_TW" w:bidi="zh_TW"/>
+        </w:rPr>
+        <w:t>當鸛要到另一個地方覓食時，通常會在上升的熱氣流中盤旋，飛騰到很高的高度，然後沿著選定的方向翱翔而去，牠們只是偶爾扇動翅膀以節省體力。</w:t>
+      </w:r>
+    </w:p>
+    <w:p>
+      <w:pPr>
+        <w:pStyle w:val="Heading2"/>
+      </w:pPr>
+      <w:r>
+        <w:rPr>
+          <w:lang w:val="zh_TW" w:bidi="zh_TW"/>
+        </w:rPr>
+        <w:t>特殊意義或象徵意義</w:t>
+      </w:r>
+    </w:p>
+    <w:p>
+      <w:pPr/>
+      <w:r>
+        <w:rPr>
+          <w:lang w:val="zh_TW" w:bidi="zh_TW"/>
+        </w:rPr>
+      </w:r>
+      <w:r>
+        <w:rPr>
+          <w:lang w:val="zh_TW" w:bidi="zh_TW"/>
+        </w:rPr>
+        <w:t>希伯來文</w:t>
+      </w:r>
+      <w:r>
+        <w:rPr>
+          <w:i/>
+          <w:lang w:val="zh_TW" w:bidi="zh_TW"/>
+        </w:rPr>
+        <w:t>chasidah</w:t>
+      </w:r>
+      <w:r>
+        <w:rPr>
+          <w:lang w:val="zh_TW" w:bidi="zh_TW"/>
+        </w:rPr>
+        <w:t xml:space="preserve"> 這個名稱可能源自</w:t>
+      </w:r>
+      <w:r>
+        <w:rPr>
+          <w:i/>
+          <w:lang w:val="zh_TW" w:bidi="zh_TW"/>
+        </w:rPr>
+        <w:t>chesed</w:t>
+      </w:r>
+      <w:r>
+        <w:rPr>
+          <w:lang w:val="zh_TW" w:bidi="zh_TW"/>
+        </w:rPr>
+        <w:t xml:space="preserve"> （意為「仁慈」或「忠誠」），也許是指牠們在築巢時特別關心幼鳥這個事實。</w:t>
+      </w:r>
+    </w:p>
+    <w:p>
+      <w:pPr>
+        <w:pStyle w:val="Heading2"/>
+      </w:pPr>
+      <w:r>
+        <w:rPr>
+          <w:lang w:val="zh_TW" w:bidi="zh_TW"/>
+        </w:rPr>
+        <w:t>翻譯</w:t>
+      </w:r>
+    </w:p>
+    <w:p>
+      <w:pPr/>
+      <w:r>
+        <w:rPr>
+          <w:lang w:val="zh_TW" w:bidi="zh_TW"/>
+        </w:rPr>
+      </w:r>
+      <w:r>
+        <w:rPr>
+          <w:lang w:val="zh_TW" w:bidi="zh_TW"/>
+        </w:rPr>
+        <w:t>世界上大多數地區都有多種鸛鳥，其中許多都有遷徙的習性。有些鸛從歐洲遷徙到印度和遠東，有些從東南亞遷徙到澳大利亞，還有一種是白腹鸛（學名</w:t>
+      </w:r>
+      <w:r>
+        <w:rPr>
+          <w:i/>
+          <w:lang w:val="zh_TW" w:bidi="zh_TW"/>
+        </w:rPr>
+        <w:t>Ciconia abdimii</w:t>
+      </w:r>
+      <w:r>
+        <w:rPr>
+          <w:lang w:val="zh_TW" w:bidi="zh_TW"/>
+        </w:rPr>
+        <w:t xml:space="preserve"> ），這種鸛從埃塞俄比亞遷徙到津巴布韋和博茨瓦納。無論牠們到哪裡，都標記著雨季的到來。</w:t>
+      </w:r>
+    </w:p>
+    <w:p>
+      <w:pPr/>
+      <w:r>
+        <w:rPr>
+          <w:lang w:val="zh_TW" w:bidi="zh_TW"/>
+        </w:rPr>
+      </w:r>
+      <w:r>
+        <w:rPr>
+          <w:lang w:val="zh_TW" w:bidi="zh_TW"/>
+        </w:rPr>
+        <w:t>在少數不知道鸛的地方，可以使用外來語或音譯，另外還可以添加腳註，說明這是一種長距離遷徙經過以色列的大鳥。</w:t>
+      </w:r>
+    </w:p>
+    <w:p>
+      <w:pPr/>
+      <w:r>
+        <w:rPr>
+          <w:lang w:val="zh_TW" w:bidi="zh_TW"/>
+        </w:rPr>
+      </w:r>
+      <w:hyperlink r:id="rId16">
+        <w:r>
+          <w:rPr>
+            <w:lang w:val="zh_TW" w:bidi="zh_TW"/>
+          </w:rPr>
+          <w:rPr>
+            <w:color w:val="0000EE"/>
+            <w:u w:val="single"/>
+          </w:rPr>
+          <w:t>JOB 39:13</w:t>
+        </w:r>
+      </w:hyperlink>
+      <w:r>
+        <w:rPr>
+          <w:lang w:val="zh_TW" w:bidi="zh_TW"/>
+        </w:rPr>
+        <w:t xml:space="preserve"> ：這節經文的希伯來文本很難解釋。大多數注釋書支持的文本是：「鴕鳥的翅膀快速（或歡然）拍動，但是當然與鸛的翅膀無法相比。」然而，有些學者認為</w:t>
+      </w:r>
+      <w:r>
+        <w:rPr>
+          <w:i/>
+          <w:lang w:val="zh_TW" w:bidi="zh_TW"/>
+        </w:rPr>
+        <w:t>chasidah</w:t>
+      </w:r>
+      <w:r>
+        <w:rPr>
+          <w:lang w:val="zh_TW" w:bidi="zh_TW"/>
+        </w:rPr>
+        <w:t xml:space="preserve"> 應該校訂為</w:t>
+      </w:r>
+      <w:r>
+        <w:rPr>
+          <w:i/>
+          <w:lang w:val="zh_TW" w:bidi="zh_TW"/>
+        </w:rPr>
+        <w:t>chaserah</w:t>
+      </w:r>
+      <w:r>
+        <w:rPr>
+          <w:lang w:val="zh_TW" w:bidi="zh_TW"/>
+        </w:rPr>
+        <w:t xml:space="preserve"> （在希伯來文中，這兩個詞的外形非常相似）；修改之後，這節經文的意思作：「鴕鳥的翅膀快速拍動，但牠們沒有飛羽。」無論在文本中採用哪種解釋，都應在腳註中指出另一種可能的解釋。</w:t>
+      </w:r>
+      <w:r>
+        <w:rPr>
+          <w:lang w:val="zh_TW" w:bidi="zh_TW"/>
+        </w:rPr>
+      </w:r>
       <w:r>
         <w:rPr>
           <w:lang w:val="zh_TW" w:bidi="zh_TW"/>
